--- a/krimis/gardinen-02-moedlareuth/Mit-Gardinen-ins-Jenseits-Fall-2-Moedlareuth-Sprecherfassung.docx
+++ b/krimis/gardinen-02-moedlareuth/Mit-Gardinen-ins-Jenseits-Fall-2-Moedlareuth-Sprecherfassung.docx
@@ -77,7 +77,7 @@
           <w:i w:val="0"/>
           <w:sz w:val="28"/>
         </w:rPr>
-        <w:t>Diana</w:t>
+        <w:t>Diana Bittenbinder</w:t>
       </w:r>
     </w:p>
     <w:p>
